--- a/packages/fidelity-lab/fixtures/006-core-code-blocks/.output/document.docx
+++ b/packages/fidelity-lab/fixtures/006-core-code-blocks/.output/document.docx
@@ -1326,8 +1326,8 @@
       <w:szCs w:val="20"/>
     </w:rPr>
   </w:style>
-  <w:style w:type="paragraph" w:styleId="FolioCodeBlock">
-    <w:name w:val="Folio Code Block"/>
+  <w:style w:type="paragraph" w:styleId="CodeBlock">
+    <w:name w:val="Code Block"/>
     <w:basedOn w:val="Normal"/>
     <w:pPr>
       <w:spacing w:before="40" w:after="40" w:line="276"/>

--- a/packages/fidelity-lab/fixtures/006-core-code-blocks/.output/document.docx
+++ b/packages/fidelity-lab/fixtures/006-core-code-blocks/.output/document.docx
@@ -4,7 +4,7 @@
   <w:body>
     <w:p>
       <w:pPr>
-        <w:spacing w:after="120"/>
+        <w:spacing w:after="160"/>
       </w:pPr>
       <w:r>
         <w:t xml:space="preserve">Simple unfenced code:</w:t>
@@ -27,14 +27,14 @@
           <w:color w:val="1F2937"/>
           <w:sz w:val="20"/>
           <w:szCs w:val="20"/>
-          <w:rFonts w:ascii="Consolas" w:cs="Consolas" w:eastAsia="Consolas" w:hAnsi="Consolas"/>
+          <w:rFonts w:ascii="JetBrains Mono" w:cs="JetBrains Mono" w:eastAsia="JetBrains Mono" w:hAnsi="JetBrains Mono"/>
         </w:rPr>
         <w:t xml:space="preserve">const x = 42;</w:t>
       </w:r>
     </w:p>
     <w:p>
       <w:pPr>
-        <w:spacing w:after="120"/>
+        <w:spacing w:after="160"/>
       </w:pPr>
       <w:r>
         <w:t xml:space="preserve">Fenced code without language:</w:t>
@@ -56,7 +56,7 @@
           <w:color w:val="1F2937"/>
           <w:sz w:val="20"/>
           <w:szCs w:val="20"/>
-          <w:rFonts w:ascii="Consolas" w:cs="Consolas" w:eastAsia="Consolas" w:hAnsi="Consolas"/>
+          <w:rFonts w:ascii="JetBrains Mono" w:cs="JetBrains Mono" w:eastAsia="JetBrains Mono" w:hAnsi="JetBrains Mono"/>
         </w:rPr>
         <w:t xml:space="preserve">function hello() {</w:t>
       </w:r>
@@ -76,7 +76,7 @@
           <w:color w:val="1F2937"/>
           <w:sz w:val="20"/>
           <w:szCs w:val="20"/>
-          <w:rFonts w:ascii="Consolas" w:cs="Consolas" w:eastAsia="Consolas" w:hAnsi="Consolas"/>
+          <w:rFonts w:ascii="JetBrains Mono" w:cs="JetBrains Mono" w:eastAsia="JetBrains Mono" w:hAnsi="JetBrains Mono"/>
         </w:rPr>
         <w:t xml:space="preserve">  console.log("Hello, world!");</w:t>
       </w:r>
@@ -97,14 +97,14 @@
           <w:color w:val="1F2937"/>
           <w:sz w:val="20"/>
           <w:szCs w:val="20"/>
-          <w:rFonts w:ascii="Consolas" w:cs="Consolas" w:eastAsia="Consolas" w:hAnsi="Consolas"/>
+          <w:rFonts w:ascii="JetBrains Mono" w:cs="JetBrains Mono" w:eastAsia="JetBrains Mono" w:hAnsi="JetBrains Mono"/>
         </w:rPr>
         <w:t xml:space="preserve">}</w:t>
       </w:r>
     </w:p>
     <w:p>
       <w:pPr>
-        <w:spacing w:after="120"/>
+        <w:spacing w:after="160"/>
       </w:pPr>
       <w:r>
         <w:t xml:space="preserve">TypeScript code:</w:t>
@@ -124,9 +124,9 @@
       <w:r>
         <w:rPr>
           <w:color w:val="6B7280"/>
-          <w:sz w:val="16"/>
-          <w:szCs w:val="16"/>
-          <w:rFonts w:ascii="Consolas" w:cs="Consolas" w:eastAsia="Consolas" w:hAnsi="Consolas"/>
+          <w:sz w:val="18"/>
+          <w:szCs w:val="18"/>
+          <w:rFonts w:ascii="JetBrains Mono" w:cs="JetBrains Mono" w:eastAsia="JetBrains Mono" w:hAnsi="JetBrains Mono"/>
         </w:rPr>
         <w:t xml:space="preserve">typescript</w:t>
       </w:r>
@@ -146,7 +146,7 @@
           <w:color w:val="1F2937"/>
           <w:sz w:val="20"/>
           <w:szCs w:val="20"/>
-          <w:rFonts w:ascii="Consolas" w:cs="Consolas" w:eastAsia="Consolas" w:hAnsi="Consolas"/>
+          <w:rFonts w:ascii="JetBrains Mono" w:cs="JetBrains Mono" w:eastAsia="JetBrains Mono" w:hAnsi="JetBrains Mono"/>
         </w:rPr>
         <w:t xml:space="preserve">interface User {</w:t>
       </w:r>
@@ -166,7 +166,7 @@
           <w:color w:val="1F2937"/>
           <w:sz w:val="20"/>
           <w:szCs w:val="20"/>
-          <w:rFonts w:ascii="Consolas" w:cs="Consolas" w:eastAsia="Consolas" w:hAnsi="Consolas"/>
+          <w:rFonts w:ascii="JetBrains Mono" w:cs="JetBrains Mono" w:eastAsia="JetBrains Mono" w:hAnsi="JetBrains Mono"/>
         </w:rPr>
         <w:t xml:space="preserve">  id: string;</w:t>
       </w:r>
@@ -186,7 +186,7 @@
           <w:color w:val="1F2937"/>
           <w:sz w:val="20"/>
           <w:szCs w:val="20"/>
-          <w:rFonts w:ascii="Consolas" w:cs="Consolas" w:eastAsia="Consolas" w:hAnsi="Consolas"/>
+          <w:rFonts w:ascii="JetBrains Mono" w:cs="JetBrains Mono" w:eastAsia="JetBrains Mono" w:hAnsi="JetBrains Mono"/>
         </w:rPr>
         <w:t xml:space="preserve">  name: string;</w:t>
       </w:r>
@@ -206,7 +206,7 @@
           <w:color w:val="1F2937"/>
           <w:sz w:val="20"/>
           <w:szCs w:val="20"/>
-          <w:rFonts w:ascii="Consolas" w:cs="Consolas" w:eastAsia="Consolas" w:hAnsi="Consolas"/>
+          <w:rFonts w:ascii="JetBrains Mono" w:cs="JetBrains Mono" w:eastAsia="JetBrains Mono" w:hAnsi="JetBrains Mono"/>
         </w:rPr>
         <w:t xml:space="preserve">  email: string;</w:t>
       </w:r>
@@ -226,7 +226,7 @@
           <w:color w:val="1F2937"/>
           <w:sz w:val="20"/>
           <w:szCs w:val="20"/>
-          <w:rFonts w:ascii="Consolas" w:cs="Consolas" w:eastAsia="Consolas" w:hAnsi="Consolas"/>
+          <w:rFonts w:ascii="JetBrains Mono" w:cs="JetBrains Mono" w:eastAsia="JetBrains Mono" w:hAnsi="JetBrains Mono"/>
         </w:rPr>
         <w:t xml:space="preserve">}</w:t>
       </w:r>
@@ -246,7 +246,7 @@
           <w:color w:val="1F2937"/>
           <w:sz w:val="20"/>
           <w:szCs w:val="20"/>
-          <w:rFonts w:ascii="Consolas" w:cs="Consolas" w:eastAsia="Consolas" w:hAnsi="Consolas"/>
+          <w:rFonts w:ascii="JetBrains Mono" w:cs="JetBrains Mono" w:eastAsia="JetBrains Mono" w:hAnsi="JetBrains Mono"/>
         </w:rPr>
         <w:t xml:space="preserve"> </w:t>
       </w:r>
@@ -266,7 +266,7 @@
           <w:color w:val="1F2937"/>
           <w:sz w:val="20"/>
           <w:szCs w:val="20"/>
-          <w:rFonts w:ascii="Consolas" w:cs="Consolas" w:eastAsia="Consolas" w:hAnsi="Consolas"/>
+          <w:rFonts w:ascii="JetBrains Mono" w:cs="JetBrains Mono" w:eastAsia="JetBrains Mono" w:hAnsi="JetBrains Mono"/>
         </w:rPr>
         <w:t xml:space="preserve">async function authenticate(credentials: LoginRequest): Promise&lt;AuthToken&gt; {</w:t>
       </w:r>
@@ -286,7 +286,7 @@
           <w:color w:val="1F2937"/>
           <w:sz w:val="20"/>
           <w:szCs w:val="20"/>
-          <w:rFonts w:ascii="Consolas" w:cs="Consolas" w:eastAsia="Consolas" w:hAnsi="Consolas"/>
+          <w:rFonts w:ascii="JetBrains Mono" w:cs="JetBrains Mono" w:eastAsia="JetBrains Mono" w:hAnsi="JetBrains Mono"/>
         </w:rPr>
         <w:t xml:space="preserve">  const response = await fetch('/api/auth', {</w:t>
       </w:r>
@@ -306,7 +306,7 @@
           <w:color w:val="1F2937"/>
           <w:sz w:val="20"/>
           <w:szCs w:val="20"/>
-          <w:rFonts w:ascii="Consolas" w:cs="Consolas" w:eastAsia="Consolas" w:hAnsi="Consolas"/>
+          <w:rFonts w:ascii="JetBrains Mono" w:cs="JetBrains Mono" w:eastAsia="JetBrains Mono" w:hAnsi="JetBrains Mono"/>
         </w:rPr>
         <w:t xml:space="preserve">    method: 'POST',</w:t>
       </w:r>
@@ -326,7 +326,7 @@
           <w:color w:val="1F2937"/>
           <w:sz w:val="20"/>
           <w:szCs w:val="20"/>
-          <w:rFonts w:ascii="Consolas" w:cs="Consolas" w:eastAsia="Consolas" w:hAnsi="Consolas"/>
+          <w:rFonts w:ascii="JetBrains Mono" w:cs="JetBrains Mono" w:eastAsia="JetBrains Mono" w:hAnsi="JetBrains Mono"/>
         </w:rPr>
         <w:t xml:space="preserve">    headers: { 'Content-Type': 'application/json' },</w:t>
       </w:r>
@@ -346,7 +346,7 @@
           <w:color w:val="1F2937"/>
           <w:sz w:val="20"/>
           <w:szCs w:val="20"/>
-          <w:rFonts w:ascii="Consolas" w:cs="Consolas" w:eastAsia="Consolas" w:hAnsi="Consolas"/>
+          <w:rFonts w:ascii="JetBrains Mono" w:cs="JetBrains Mono" w:eastAsia="JetBrains Mono" w:hAnsi="JetBrains Mono"/>
         </w:rPr>
         <w:t xml:space="preserve">    body: JSON.stringify(credentials),</w:t>
       </w:r>
@@ -366,7 +366,7 @@
           <w:color w:val="1F2937"/>
           <w:sz w:val="20"/>
           <w:szCs w:val="20"/>
-          <w:rFonts w:ascii="Consolas" w:cs="Consolas" w:eastAsia="Consolas" w:hAnsi="Consolas"/>
+          <w:rFonts w:ascii="JetBrains Mono" w:cs="JetBrains Mono" w:eastAsia="JetBrains Mono" w:hAnsi="JetBrains Mono"/>
         </w:rPr>
         <w:t xml:space="preserve">  });</w:t>
       </w:r>
@@ -386,7 +386,7 @@
           <w:color w:val="1F2937"/>
           <w:sz w:val="20"/>
           <w:szCs w:val="20"/>
-          <w:rFonts w:ascii="Consolas" w:cs="Consolas" w:eastAsia="Consolas" w:hAnsi="Consolas"/>
+          <w:rFonts w:ascii="JetBrains Mono" w:cs="JetBrains Mono" w:eastAsia="JetBrains Mono" w:hAnsi="JetBrains Mono"/>
         </w:rPr>
         <w:t xml:space="preserve"> </w:t>
       </w:r>
@@ -406,7 +406,7 @@
           <w:color w:val="1F2937"/>
           <w:sz w:val="20"/>
           <w:szCs w:val="20"/>
-          <w:rFonts w:ascii="Consolas" w:cs="Consolas" w:eastAsia="Consolas" w:hAnsi="Consolas"/>
+          <w:rFonts w:ascii="JetBrains Mono" w:cs="JetBrains Mono" w:eastAsia="JetBrains Mono" w:hAnsi="JetBrains Mono"/>
         </w:rPr>
         <w:t xml:space="preserve">  if (!response.ok) {</w:t>
       </w:r>
@@ -426,7 +426,7 @@
           <w:color w:val="1F2937"/>
           <w:sz w:val="20"/>
           <w:szCs w:val="20"/>
-          <w:rFonts w:ascii="Consolas" w:cs="Consolas" w:eastAsia="Consolas" w:hAnsi="Consolas"/>
+          <w:rFonts w:ascii="JetBrains Mono" w:cs="JetBrains Mono" w:eastAsia="JetBrains Mono" w:hAnsi="JetBrains Mono"/>
         </w:rPr>
         <w:t xml:space="preserve">    throw new Error(`Authentication failed: ${response.statusText}`);</w:t>
       </w:r>
@@ -446,7 +446,7 @@
           <w:color w:val="1F2937"/>
           <w:sz w:val="20"/>
           <w:szCs w:val="20"/>
-          <w:rFonts w:ascii="Consolas" w:cs="Consolas" w:eastAsia="Consolas" w:hAnsi="Consolas"/>
+          <w:rFonts w:ascii="JetBrains Mono" w:cs="JetBrains Mono" w:eastAsia="JetBrains Mono" w:hAnsi="JetBrains Mono"/>
         </w:rPr>
         <w:t xml:space="preserve">  }</w:t>
       </w:r>
@@ -466,7 +466,7 @@
           <w:color w:val="1F2937"/>
           <w:sz w:val="20"/>
           <w:szCs w:val="20"/>
-          <w:rFonts w:ascii="Consolas" w:cs="Consolas" w:eastAsia="Consolas" w:hAnsi="Consolas"/>
+          <w:rFonts w:ascii="JetBrains Mono" w:cs="JetBrains Mono" w:eastAsia="JetBrains Mono" w:hAnsi="JetBrains Mono"/>
         </w:rPr>
         <w:t xml:space="preserve"> </w:t>
       </w:r>
@@ -486,7 +486,7 @@
           <w:color w:val="1F2937"/>
           <w:sz w:val="20"/>
           <w:szCs w:val="20"/>
-          <w:rFonts w:ascii="Consolas" w:cs="Consolas" w:eastAsia="Consolas" w:hAnsi="Consolas"/>
+          <w:rFonts w:ascii="JetBrains Mono" w:cs="JetBrains Mono" w:eastAsia="JetBrains Mono" w:hAnsi="JetBrains Mono"/>
         </w:rPr>
         <w:t xml:space="preserve">  return response.json();</w:t>
       </w:r>
@@ -507,14 +507,14 @@
           <w:color w:val="1F2937"/>
           <w:sz w:val="20"/>
           <w:szCs w:val="20"/>
-          <w:rFonts w:ascii="Consolas" w:cs="Consolas" w:eastAsia="Consolas" w:hAnsi="Consolas"/>
+          <w:rFonts w:ascii="JetBrains Mono" w:cs="JetBrains Mono" w:eastAsia="JetBrains Mono" w:hAnsi="JetBrains Mono"/>
         </w:rPr>
         <w:t xml:space="preserve">}</w:t>
       </w:r>
     </w:p>
     <w:p>
       <w:pPr>
-        <w:spacing w:after="120"/>
+        <w:spacing w:after="160"/>
       </w:pPr>
       <w:r>
         <w:t xml:space="preserve">Python code:</w:t>
@@ -534,9 +534,9 @@
       <w:r>
         <w:rPr>
           <w:color w:val="6B7280"/>
-          <w:sz w:val="16"/>
-          <w:szCs w:val="16"/>
-          <w:rFonts w:ascii="Consolas" w:cs="Consolas" w:eastAsia="Consolas" w:hAnsi="Consolas"/>
+          <w:sz w:val="18"/>
+          <w:szCs w:val="18"/>
+          <w:rFonts w:ascii="JetBrains Mono" w:cs="JetBrains Mono" w:eastAsia="JetBrains Mono" w:hAnsi="JetBrains Mono"/>
         </w:rPr>
         <w:t xml:space="preserve">python</w:t>
       </w:r>
@@ -556,7 +556,7 @@
           <w:color w:val="1F2937"/>
           <w:sz w:val="20"/>
           <w:szCs w:val="20"/>
-          <w:rFonts w:ascii="Consolas" w:cs="Consolas" w:eastAsia="Consolas" w:hAnsi="Consolas"/>
+          <w:rFonts w:ascii="JetBrains Mono" w:cs="JetBrains Mono" w:eastAsia="JetBrains Mono" w:hAnsi="JetBrains Mono"/>
         </w:rPr>
         <w:t xml:space="preserve">def fibonacci(n: int) -&gt; list[int]:</w:t>
       </w:r>
@@ -576,7 +576,7 @@
           <w:color w:val="1F2937"/>
           <w:sz w:val="20"/>
           <w:szCs w:val="20"/>
-          <w:rFonts w:ascii="Consolas" w:cs="Consolas" w:eastAsia="Consolas" w:hAnsi="Consolas"/>
+          <w:rFonts w:ascii="JetBrains Mono" w:cs="JetBrains Mono" w:eastAsia="JetBrains Mono" w:hAnsi="JetBrains Mono"/>
         </w:rPr>
         <w:t xml:space="preserve">    """Generate fibonacci sequence up to n terms."""</w:t>
       </w:r>
@@ -596,7 +596,7 @@
           <w:color w:val="1F2937"/>
           <w:sz w:val="20"/>
           <w:szCs w:val="20"/>
-          <w:rFonts w:ascii="Consolas" w:cs="Consolas" w:eastAsia="Consolas" w:hAnsi="Consolas"/>
+          <w:rFonts w:ascii="JetBrains Mono" w:cs="JetBrains Mono" w:eastAsia="JetBrains Mono" w:hAnsi="JetBrains Mono"/>
         </w:rPr>
         <w:t xml:space="preserve">    if n &lt;= 0:</w:t>
       </w:r>
@@ -616,7 +616,7 @@
           <w:color w:val="1F2937"/>
           <w:sz w:val="20"/>
           <w:szCs w:val="20"/>
-          <w:rFonts w:ascii="Consolas" w:cs="Consolas" w:eastAsia="Consolas" w:hAnsi="Consolas"/>
+          <w:rFonts w:ascii="JetBrains Mono" w:cs="JetBrains Mono" w:eastAsia="JetBrains Mono" w:hAnsi="JetBrains Mono"/>
         </w:rPr>
         <w:t xml:space="preserve">        return []</w:t>
       </w:r>
@@ -636,7 +636,7 @@
           <w:color w:val="1F2937"/>
           <w:sz w:val="20"/>
           <w:szCs w:val="20"/>
-          <w:rFonts w:ascii="Consolas" w:cs="Consolas" w:eastAsia="Consolas" w:hAnsi="Consolas"/>
+          <w:rFonts w:ascii="JetBrains Mono" w:cs="JetBrains Mono" w:eastAsia="JetBrains Mono" w:hAnsi="JetBrains Mono"/>
         </w:rPr>
         <w:t xml:space="preserve">    sequence = [0, 1]</w:t>
       </w:r>
@@ -656,7 +656,7 @@
           <w:color w:val="1F2937"/>
           <w:sz w:val="20"/>
           <w:szCs w:val="20"/>
-          <w:rFonts w:ascii="Consolas" w:cs="Consolas" w:eastAsia="Consolas" w:hAnsi="Consolas"/>
+          <w:rFonts w:ascii="JetBrains Mono" w:cs="JetBrains Mono" w:eastAsia="JetBrains Mono" w:hAnsi="JetBrains Mono"/>
         </w:rPr>
         <w:t xml:space="preserve">    for _ in range(2, n):</w:t>
       </w:r>
@@ -676,7 +676,7 @@
           <w:color w:val="1F2937"/>
           <w:sz w:val="20"/>
           <w:szCs w:val="20"/>
-          <w:rFonts w:ascii="Consolas" w:cs="Consolas" w:eastAsia="Consolas" w:hAnsi="Consolas"/>
+          <w:rFonts w:ascii="JetBrains Mono" w:cs="JetBrains Mono" w:eastAsia="JetBrains Mono" w:hAnsi="JetBrains Mono"/>
         </w:rPr>
         <w:t xml:space="preserve">        sequence.append(sequence[-1] + sequence[-2])</w:t>
       </w:r>
@@ -697,14 +697,14 @@
           <w:color w:val="1F2937"/>
           <w:sz w:val="20"/>
           <w:szCs w:val="20"/>
-          <w:rFonts w:ascii="Consolas" w:cs="Consolas" w:eastAsia="Consolas" w:hAnsi="Consolas"/>
+          <w:rFonts w:ascii="JetBrains Mono" w:cs="JetBrains Mono" w:eastAsia="JetBrains Mono" w:hAnsi="JetBrains Mono"/>
         </w:rPr>
         <w:t xml:space="preserve">    return sequence[:n]</w:t>
       </w:r>
     </w:p>
     <w:p>
       <w:pPr>
-        <w:spacing w:after="120"/>
+        <w:spacing w:after="160"/>
       </w:pPr>
       <w:r>
         <w:t xml:space="preserve">SQL code:</w:t>
@@ -724,9 +724,9 @@
       <w:r>
         <w:rPr>
           <w:color w:val="6B7280"/>
-          <w:sz w:val="16"/>
-          <w:szCs w:val="16"/>
-          <w:rFonts w:ascii="Consolas" w:cs="Consolas" w:eastAsia="Consolas" w:hAnsi="Consolas"/>
+          <w:sz w:val="18"/>
+          <w:szCs w:val="18"/>
+          <w:rFonts w:ascii="JetBrains Mono" w:cs="JetBrains Mono" w:eastAsia="JetBrains Mono" w:hAnsi="JetBrains Mono"/>
         </w:rPr>
         <w:t xml:space="preserve">sql</w:t>
       </w:r>
@@ -746,7 +746,7 @@
           <w:color w:val="1F2937"/>
           <w:sz w:val="20"/>
           <w:szCs w:val="20"/>
-          <w:rFonts w:ascii="Consolas" w:cs="Consolas" w:eastAsia="Consolas" w:hAnsi="Consolas"/>
+          <w:rFonts w:ascii="JetBrains Mono" w:cs="JetBrains Mono" w:eastAsia="JetBrains Mono" w:hAnsi="JetBrains Mono"/>
         </w:rPr>
         <w:t xml:space="preserve">SELECT u.name, COUNT(o.id) as order_count</w:t>
       </w:r>
@@ -766,7 +766,7 @@
           <w:color w:val="1F2937"/>
           <w:sz w:val="20"/>
           <w:szCs w:val="20"/>
-          <w:rFonts w:ascii="Consolas" w:cs="Consolas" w:eastAsia="Consolas" w:hAnsi="Consolas"/>
+          <w:rFonts w:ascii="JetBrains Mono" w:cs="JetBrains Mono" w:eastAsia="JetBrains Mono" w:hAnsi="JetBrains Mono"/>
         </w:rPr>
         <w:t xml:space="preserve">FROM users u</w:t>
       </w:r>
@@ -786,7 +786,7 @@
           <w:color w:val="1F2937"/>
           <w:sz w:val="20"/>
           <w:szCs w:val="20"/>
-          <w:rFonts w:ascii="Consolas" w:cs="Consolas" w:eastAsia="Consolas" w:hAnsi="Consolas"/>
+          <w:rFonts w:ascii="JetBrains Mono" w:cs="JetBrains Mono" w:eastAsia="JetBrains Mono" w:hAnsi="JetBrains Mono"/>
         </w:rPr>
         <w:t xml:space="preserve">LEFT JOIN orders o ON u.id = o.user_id</w:t>
       </w:r>
@@ -806,7 +806,7 @@
           <w:color w:val="1F2937"/>
           <w:sz w:val="20"/>
           <w:szCs w:val="20"/>
-          <w:rFonts w:ascii="Consolas" w:cs="Consolas" w:eastAsia="Consolas" w:hAnsi="Consolas"/>
+          <w:rFonts w:ascii="JetBrains Mono" w:cs="JetBrains Mono" w:eastAsia="JetBrains Mono" w:hAnsi="JetBrains Mono"/>
         </w:rPr>
         <w:t xml:space="preserve">WHERE u.created_at &gt; '2024-01-01'</w:t>
       </w:r>
@@ -826,7 +826,7 @@
           <w:color w:val="1F2937"/>
           <w:sz w:val="20"/>
           <w:szCs w:val="20"/>
-          <w:rFonts w:ascii="Consolas" w:cs="Consolas" w:eastAsia="Consolas" w:hAnsi="Consolas"/>
+          <w:rFonts w:ascii="JetBrains Mono" w:cs="JetBrains Mono" w:eastAsia="JetBrains Mono" w:hAnsi="JetBrains Mono"/>
         </w:rPr>
         <w:t xml:space="preserve">GROUP BY u.name</w:t>
       </w:r>
@@ -846,7 +846,7 @@
           <w:color w:val="1F2937"/>
           <w:sz w:val="20"/>
           <w:szCs w:val="20"/>
-          <w:rFonts w:ascii="Consolas" w:cs="Consolas" w:eastAsia="Consolas" w:hAnsi="Consolas"/>
+          <w:rFonts w:ascii="JetBrains Mono" w:cs="JetBrains Mono" w:eastAsia="JetBrains Mono" w:hAnsi="JetBrains Mono"/>
         </w:rPr>
         <w:t xml:space="preserve">HAVING COUNT(o.id) &gt; 5</w:t>
       </w:r>
@@ -867,7 +867,7 @@
           <w:color w:val="1F2937"/>
           <w:sz w:val="20"/>
           <w:szCs w:val="20"/>
-          <w:rFonts w:ascii="Consolas" w:cs="Consolas" w:eastAsia="Consolas" w:hAnsi="Consolas"/>
+          <w:rFonts w:ascii="JetBrains Mono" w:cs="JetBrains Mono" w:eastAsia="JetBrains Mono" w:hAnsi="JetBrains Mono"/>
         </w:rPr>
         <w:t xml:space="preserve">ORDER BY order_count DESC;</w:t>
       </w:r>
@@ -1189,8 +1189,19 @@
 <file path=word/styles.xml><?xml version="1.0" encoding="utf-8"?>
 <w:styles xmlns:mc="http://schemas.openxmlformats.org/markup-compatibility/2006" xmlns:r="http://schemas.openxmlformats.org/officeDocument/2006/relationships" xmlns:w="http://schemas.openxmlformats.org/wordprocessingml/2006/main" xmlns:w14="http://schemas.microsoft.com/office/word/2010/wordml" xmlns:w15="http://schemas.microsoft.com/office/word/2012/wordml" mc:Ignorable="w14 w15">
   <w:docDefaults>
-    <w:rPrDefault/>
-    <w:pPrDefault/>
+    <w:rPrDefault>
+      <w:rPr>
+        <w:color w:val="1A1A1A"/>
+        <w:sz w:val="22"/>
+        <w:szCs w:val="22"/>
+        <w:rFonts w:ascii="Arial" w:cs="Arial" w:eastAsia="Arial" w:hAnsi="Arial"/>
+      </w:rPr>
+    </w:rPrDefault>
+    <w:pPrDefault>
+      <w:pPr>
+        <w:spacing w:line="360"/>
+      </w:pPr>
+    </w:pPrDefault>
   </w:docDefaults>
   <w:style w:type="paragraph" w:styleId="Title">
     <w:name w:val="Title"/>
@@ -1338,5 +1349,44 @@
       <w:rFonts w:ascii="Consolas" w:cs="Consolas" w:eastAsia="Consolas" w:hAnsi="Consolas"/>
     </w:rPr>
   </w:style>
+  <w:style w:type="paragraph" w:styleId="Heading1">
+    <w:name w:val="Heading 1"/>
+    <w:basedOn w:val="Normal"/>
+    <w:next w:val="Normal"/>
+    <w:qFormat/>
+    <w:rPr>
+      <w:b/>
+      <w:bCs/>
+      <w:sz w:val="48"/>
+      <w:szCs w:val="48"/>
+      <w:rFonts w:ascii="Arial" w:cs="Arial" w:eastAsia="Arial" w:hAnsi="Arial"/>
+    </w:rPr>
+  </w:style>
+  <w:style w:type="paragraph" w:styleId="Heading2">
+    <w:name w:val="Heading 2"/>
+    <w:basedOn w:val="Normal"/>
+    <w:next w:val="Normal"/>
+    <w:qFormat/>
+    <w:rPr>
+      <w:b/>
+      <w:bCs/>
+      <w:sz w:val="36"/>
+      <w:szCs w:val="36"/>
+      <w:rFonts w:ascii="Arial" w:cs="Arial" w:eastAsia="Arial" w:hAnsi="Arial"/>
+    </w:rPr>
+  </w:style>
+  <w:style w:type="paragraph" w:styleId="Heading3">
+    <w:name w:val="Heading 3"/>
+    <w:basedOn w:val="Normal"/>
+    <w:next w:val="Normal"/>
+    <w:qFormat/>
+    <w:rPr>
+      <w:b/>
+      <w:bCs/>
+      <w:sz w:val="28"/>
+      <w:szCs w:val="28"/>
+      <w:rFonts w:ascii="Arial" w:cs="Arial" w:eastAsia="Arial" w:hAnsi="Arial"/>
+    </w:rPr>
+  </w:style>
 </w:styles>
 </file>